--- a/research_letter/IPW.docx
+++ b/research_letter/IPW.docx
@@ -2525,13 +2525,25 @@
               <w:jc w:val="center"/>
               <w:rPr>
                 <w:rFonts w:ascii="Times New Roman" w:hAnsi="Times New Roman" w:cs="Times New Roman"/>
-              </w:rPr>
-            </w:pPr>
-            <w:r>
-              <w:rPr>
-                <w:rFonts w:ascii="Times New Roman" w:hAnsi="Times New Roman" w:cs="Times New Roman"/>
+                <w:b/>
+                <w:bCs/>
+              </w:rPr>
+            </w:pPr>
+            <w:r>
+              <w:rPr>
+                <w:rFonts w:ascii="Times New Roman" w:hAnsi="Times New Roman" w:cs="Times New Roman"/>
+                <w:b/>
+                <w:bCs/>
               </w:rPr>
               <w:t>0.024</w:t>
+            </w:r>
+            <w:r>
+              <w:rPr>
+                <w:rFonts w:ascii="Times New Roman" w:hAnsi="Times New Roman" w:cs="Times New Roman"/>
+                <w:b/>
+                <w:bCs/>
+              </w:rPr>
+              <w:t>*</w:t>
             </w:r>
           </w:p>
         </w:tc>
